--- a/project_documentation.docx
+++ b/project_documentation.docx
@@ -18,6 +18,27 @@
       </w:r>
     </w:p>
     <w:p>
+      <w:r>
+        <w:t xml:space="preserve">Repo Link: </w:t>
+      </w:r>
+      <w:hyperlink r:id="rId5" w:history="1">
+        <w:r>
+          <w:rPr>
+            <w:rStyle w:val="Hyperlink"/>
+          </w:rPr>
+          <w:t>https://github.com/LA-Miller/CIT312-final</w:t>
+        </w:r>
+      </w:hyperlink>
+    </w:p>
+    <w:p>
+      <w:r>
+        <w:t xml:space="preserve">Github Pages Link: </w:t>
+      </w:r>
+      <w:r>
+        <w:t>https://la-miller.github.io/CIT312-final/</w:t>
+      </w:r>
+    </w:p>
+    <w:p>
       <w:pPr>
         <w:rPr>
           <w:b/>
@@ -37,15 +58,7 @@
         <w:t xml:space="preserve">SCSS was used for the reusable </w:t>
       </w:r>
       <w:r>
-        <w:t xml:space="preserve">values in the design of the web page. The </w:t>
-      </w:r>
-      <w:proofErr w:type="spellStart"/>
-      <w:r>
-        <w:t>styles.scss</w:t>
-      </w:r>
-      <w:proofErr w:type="spellEnd"/>
-      <w:r>
-        <w:t xml:space="preserve"> file stores theme variables like the Purdue inspired gold, black, </w:t>
+        <w:t xml:space="preserve">values in the design of the web page. The styles.scss file stores theme variables like the Purdue inspired gold, black, </w:t>
       </w:r>
       <w:r>
         <w:t>panel background, border color, and other color values. These variables were compiled into theme.css. The main stylesheet then uses those variables so colors stay consistent across the site.</w:t>
@@ -71,15 +84,7 @@
         <w:t>Responsiveness was handled with a mix of Bootstrap’s grid system and custom CSS. The page uses Bootstrap containers, rows and column classes</w:t>
       </w:r>
       <w:r>
-        <w:t xml:space="preserve"> so the major cards rearrange automatically based on screen size. Custom media queries in my </w:t>
-      </w:r>
-      <w:proofErr w:type="spellStart"/>
-      <w:r>
-        <w:t>css</w:t>
-      </w:r>
-      <w:proofErr w:type="spellEnd"/>
-      <w:r>
-        <w:t xml:space="preserve"> adjust spacing </w:t>
+        <w:t xml:space="preserve"> so the major cards rearrange automatically based on screen size. Custom media queries in my css adjust spacing </w:t>
       </w:r>
       <w:r>
         <w:t>for smaller screens. Percentage based widths also help the page work on different sized screens.</w:t>
@@ -102,15 +107,7 @@
     </w:p>
     <w:p>
       <w:r>
-        <w:t xml:space="preserve">The hamburger menu was created with HTML and CSS, not </w:t>
-      </w:r>
-      <w:proofErr w:type="spellStart"/>
-      <w:r>
-        <w:t>Javascript</w:t>
-      </w:r>
-      <w:proofErr w:type="spellEnd"/>
-      <w:r>
-        <w:t xml:space="preserve">. A hidden checkbox input stores the open or closed state of the menu, and a label with three spans creates the hamburger icon. When the checkbox is checked, </w:t>
+        <w:t xml:space="preserve">The hamburger menu was created with HTML and CSS, not Javascript. A hidden checkbox input stores the open or closed state of the menu, and a label with three spans creates the hamburger icon. When the checkbox is checked, </w:t>
       </w:r>
       <w:r>
         <w:t xml:space="preserve">CSS selectors reveal the navigation links and </w:t>
@@ -177,21 +174,7 @@
         <w:rPr>
           <w:bCs/>
         </w:rPr>
-        <w:t xml:space="preserve">, </w:t>
-      </w:r>
-      <w:proofErr w:type="spellStart"/>
-      <w:r>
-        <w:rPr>
-          <w:bCs/>
-        </w:rPr>
-        <w:t>btn</w:t>
-      </w:r>
-      <w:proofErr w:type="spellEnd"/>
-      <w:r>
-        <w:rPr>
-          <w:bCs/>
-        </w:rPr>
-        <w:t xml:space="preserve"> for consistent button styling</w:t>
+        <w:t>, btn for consistent button styling</w:t>
       </w:r>
       <w:r>
         <w:rPr>
@@ -230,7 +213,6 @@
         <w:rPr>
           <w:b/>
         </w:rPr>
-        <w:lastRenderedPageBreak/>
         <w:t>How accessibility was integrated</w:t>
       </w:r>
     </w:p>
@@ -250,21 +232,7 @@
         <w:rPr>
           <w:bCs/>
         </w:rPr>
-        <w:t xml:space="preserve"> form, </w:t>
-      </w:r>
-      <w:proofErr w:type="spellStart"/>
-      <w:r>
-        <w:rPr>
-          <w:bCs/>
-        </w:rPr>
-        <w:t>fieldset</w:t>
-      </w:r>
-      <w:proofErr w:type="spellEnd"/>
-      <w:r>
-        <w:rPr>
-          <w:bCs/>
-        </w:rPr>
-        <w:t xml:space="preserve">, and legend so that the content has meaningful structure. This makes it so that screen readers can </w:t>
+        <w:t xml:space="preserve"> form, fieldset, and legend so that the content has meaningful structure. This makes it so that screen readers can </w:t>
       </w:r>
       <w:r>
         <w:rPr>
@@ -1321,6 +1289,29 @@
       <w:spacing w:val="5"/>
     </w:rPr>
   </w:style>
+  <w:style w:type="character" w:styleId="Hyperlink">
+    <w:name w:val="Hyperlink"/>
+    <w:basedOn w:val="DefaultParagraphFont"/>
+    <w:uiPriority w:val="99"/>
+    <w:unhideWhenUsed/>
+    <w:rsid w:val="00275DE4"/>
+    <w:rPr>
+      <w:color w:val="467886" w:themeColor="hyperlink"/>
+      <w:u w:val="single"/>
+    </w:rPr>
+  </w:style>
+  <w:style w:type="character" w:styleId="UnresolvedMention">
+    <w:name w:val="Unresolved Mention"/>
+    <w:basedOn w:val="DefaultParagraphFont"/>
+    <w:uiPriority w:val="99"/>
+    <w:semiHidden/>
+    <w:unhideWhenUsed/>
+    <w:rsid w:val="00275DE4"/>
+    <w:rPr>
+      <w:color w:val="605E5C"/>
+      <w:shd w:val="clear" w:color="auto" w:fill="E1DFDD"/>
+    </w:rPr>
+  </w:style>
 </w:styles>
 </file>
 
